--- a/applications/PhenoRob_Bonn_Junior_Group_Leader/Arunabha_Majumder_Motivation_Letter_PhenoRob.docx
+++ b/applications/PhenoRob_Bonn_Junior_Group_Leader/Arunabha_Majumder_Motivation_Letter_PhenoRob.docx
@@ -85,7 +85,7 @@
           <w:b w:val="0"/>
           <w:i w:val="0"/>
         </w:rPr>
-        <w:t>I am applying for one of the Junior Research Group Leader positions in PhenoRob. I am finishing my PhD in Mechatronics and Robotics at Aalborg University (defence expected [month year]), after an MTech in Mechatronics and a BTech in Mechanical Engineering. My work is on robots that physically touch living things, and I would like to build a group that brings that know-how to the field: robots that handle plants gently and measure them through contact.</w:t>
+        <w:t>I am applying for one of the Junior Research Group Leader positions in PhenoRob. I am finishing my PhD in Mechatronics and Robotics at Aalborg University (defence expected in 2027), after an MTech in Mechatronics and a BTech in Mechanical Engineering. My work is on robots that physically touch living things, and I would like to build a group that brings that know-how to the field: robots that handle plants gently and measure them through contact.</w:t>
       </w:r>
     </w:p>
     <w:p>

--- a/applications/PhenoRob_Bonn_Junior_Group_Leader/Arunabha_Majumder_Motivation_Letter_PhenoRob.docx
+++ b/applications/PhenoRob_Bonn_Junior_Group_Leader/Arunabha_Majumder_Motivation_Letter_PhenoRob.docx
@@ -97,7 +97,7 @@
           <w:b w:val="0"/>
           <w:i w:val="0"/>
         </w:rPr>
-        <w:t>In my PhD I designed a hybrid-actuated shoulder exoskeleton, where a spring and a small 6 Nm motor share the load. It cut energy use by more than 25% and won the Best Research Paper Award at IFToMM ISRM 2026. On a 5-bar parallel robot I used variable-stiffness actuators and the robot Jacobian to estimate contact force without a sensor at the tip, within 10% RMS error of a force sensor, and we used it to measure human arm impedance in the gait lab. During my Master's at CSIR-CMERI I built pneumatic artificial muscles and a neural-network gain-scheduled controller that brought tracking error down to 0.3-0.78% (IEEE CONECCT 2022). I build my own prototypes and test rigs, and I have run experiments with 12 human participants.</w:t>
+        <w:t>In my PhD I designed a hybrid-actuated shoulder exoskeleton, where a spring and a small 6 Nm motor share the load. It cut energy use by more than 25% and won the Best Research Paper Award at IFToMM ISRM 2026. On a 5-bar parallel robot I used variable-stiffness actuators and the robot Jacobian to estimate contact force without a sensor at the tip, within 10% RMS error of a force sensor, and we used it to measure human arm impedance in the gait lab. During my Master's at CSIR-CMERI I fabricated pneumatic artificial muscles and worked on the PID loop of a gain-scheduled controller that brought tracking error down to 0.3-0.78% (IEEE CONECCT 2022). I build my own prototypes and test rigs, and I have run experiments with 12 human participants.</w:t>
       </w:r>
     </w:p>
     <w:p>
